--- a/en/wisdom-stories/try-to-think-this-way.docx
+++ b/en/wisdom-stories/try-to-think-this-way.docx
@@ -3,53 +3,91 @@
 <w:document xmlns:wpc="http://schemas.microsoft.com/office/word/2010/wordprocessingCanvas" xmlns:mo="http://schemas.microsoft.com/office/mac/office/2008/main" xmlns:mc="http://schemas.openxmlformats.org/markup-compatibility/2006" xmlns:mv="urn:schemas-microsoft-com:mac:vml" xmlns:o="urn:schemas-microsoft-com:office:office" xmlns:r="http://schemas.openxmlformats.org/officeDocument/2006/relationships" xmlns:m="http://schemas.openxmlformats.org/officeDocument/2006/math" xmlns:v="urn:schemas-microsoft-com:vml" xmlns:wp14="http://schemas.microsoft.com/office/word/2010/wordprocessingDrawing" xmlns:wp="http://schemas.openxmlformats.org/drawingml/2006/wordprocessingDrawing" xmlns:w10="urn:schemas-microsoft-com:office:word" xmlns:w="http://schemas.openxmlformats.org/wordprocessingml/2006/main" xmlns:w14="http://schemas.microsoft.com/office/word/2010/wordml" xmlns:wpg="http://schemas.microsoft.com/office/word/2010/wordprocessingGroup" xmlns:wpi="http://schemas.microsoft.com/office/word/2010/wordprocessingInk" xmlns:wne="http://schemas.microsoft.com/office/word/2006/wordml" xmlns:wps="http://schemas.microsoft.com/office/word/2010/wordprocessingShape" mc:Ignorable="w14 wp14">
   <w:body>
     <w:p>
+      <w:pPr>
+        <w:pStyle w:val="Title"/>
+      </w:pPr>
       <w:r>
-        <w:t>Try to think like this</w:t>
+        <w:t>Try Another Way of Thinking</w:t>
       </w:r>
     </w:p>
     <w:p>
+      <w:pPr/>
       <w:r>
-        <w:t>Don’t say, “I’m not good at this job.” Say, “Maybe there’s something I don’t know? I’m sure if I refresh my knowledge and work on it, I can do it.”</w:t>
+        <w:t>Instead of “I’m no good at this,” try “What do I still need to learn? With practice, I can improve.”</w:t>
       </w:r>
     </w:p>
     <w:p>
+      <w:pPr>
+        <w:spacing w:after="80"/>
+      </w:pPr>
       <w:r>
-        <w:t>Don’t say, “I’ve given up on this job.” Say, “Maybe I can solve this problem in a different way? I’ll try, maybe it will work.”</w:t>
+        <w:t>Instead of “I give up,” try “Could I approach this another way?”</w:t>
       </w:r>
     </w:p>
     <w:p>
+      <w:pPr>
+        <w:spacing w:after="80"/>
+      </w:pPr>
       <w:r>
-        <w:t>Don’t say, “This job is too hard.” Say, “It’s hard, but not impossible; it just takes a little extra time and effort.”</w:t>
+        <w:t>Instead of “This is too hard,” try “It’s difficult, but more time and effort may help.”</w:t>
       </w:r>
     </w:p>
     <w:p>
+      <w:pPr>
+        <w:spacing w:after="80"/>
+      </w:pPr>
       <w:r>
-        <w:t>Don’t say, “I’m satisfied with the work I’m doing, I can’t do better.” Say, “I can work on myself, improve, and achieve better results.”</w:t>
+        <w:t>Instead of “This is as good as I can do,” try “There may be a way to do better.”</w:t>
       </w:r>
     </w:p>
     <w:p>
+      <w:pPr>
+        <w:spacing w:after="80"/>
+      </w:pPr>
       <w:r>
-        <w:t>Don’t say, “I made a mistake, I wish I hadn’t.” Say, “It’s not the end of the world; mistakes help me learn.”</w:t>
+        <w:t>Instead of “I wish I hadn’t made that mistake,” try “What can it teach me?”</w:t>
       </w:r>
     </w:p>
     <w:p>
+      <w:pPr>
+        <w:keepNext/>
+        <w:spacing w:after="80"/>
+      </w:pPr>
       <w:r>
-        <w:t>Don’t say, “He’s so smart, I can’t be like him.” Say, “I can learn how he did it and achieve the same success.”</w:t>
+        <w:t>Instead of “I’ll never be as capable as them,” try “What can I learn from how they did it?”</w:t>
       </w:r>
     </w:p>
     <w:p>
+      <w:pPr>
+        <w:keepNext/>
+        <w:keepLines/>
+        <w:spacing w:before="160"/>
+      </w:pPr>
       <w:r>
-        <w:t>Moral: Changing your mindset is the first step to changing your life. Saying “I can't” closes the door, saying “I can learn” opens up new possibilities. Failure is not the end, it is an opportunity for growth.</w:t>
+        <w:rPr>
+          <w:b/>
+        </w:rPr>
+        <w:t>Moral:</w:t>
+      </w:r>
+      <w:r>
+        <w:t xml:space="preserve"> Changing your mindset is the first step to changing your life. Saying “I can't” closes the door, saying “I can learn” opens up new possibilities. Failure is not the end, it is an opportunity for growth.</w:t>
       </w:r>
     </w:p>
     <w:p>
+      <w:pPr>
+        <w:spacing w:after="80"/>
+      </w:pPr>
       <w:r>
-        <w:t>The story was obtained from open Internet sources.</w:t>
+        <w:rPr>
+          <w:i/>
+          <w:sz w:val="18"/>
+        </w:rPr>
+        <w:t>Source: Publicly available internet sources.</w:t>
       </w:r>
     </w:p>
     <w:sectPr>
       <w:pgSz w:w="12240" w:h="15840"/>
-      <w:pgMar w:top="1440" w:right="1800" w:bottom="1440" w:left="1800" w:header="720" w:footer="720" w:gutter="0"/>
+      <w:pgMar w:top="1080" w:right="1224" w:bottom="1080" w:left="1224" w:header="720" w:footer="720" w:gutter="0"/>
       <w:cols w:space="720"/>
       <w:docGrid w:linePitch="360"/>
     </w:sectPr>
@@ -420,6 +458,16 @@
     <w:name w:val="Normal"/>
     <w:qFormat/>
     <w:rsid w:val="00FC693F"/>
+    <w:pPr>
+      <w:widowControl/>
+      <w:spacing w:after="120" w:line="259" w:lineRule="auto"/>
+    </w:pPr>
+    <w:rPr>
+      <w:rFonts w:ascii="Arial" w:hAnsi="Arial"/>
+      <w:color w:val="000000"/>
+      <w:sz w:val="22"/>
+      <w:lang w:val="en-US"/>
+    </w:rPr>
   </w:style>
   <w:style w:type="paragraph" w:styleId="Header">
     <w:name w:val="header"/>
@@ -762,18 +810,17 @@
     <w:qFormat/>
     <w:rsid w:val="00FC693F"/>
     <w:pPr>
-      <w:pBdr>
-        <w:bottom w:val="single" w:sz="8" w:space="4" w:color="4F81BD" w:themeColor="accent1"/>
-      </w:pBdr>
-      <w:spacing w:after="300" w:line="240" w:lineRule="auto"/>
+      <w:keepNext/>
+      <w:spacing w:after="280" w:line="240" w:lineRule="auto"/>
       <w:contextualSpacing/>
     </w:pPr>
     <w:rPr>
-      <w:rFonts w:asciiTheme="majorHAnsi" w:eastAsiaTheme="majorEastAsia" w:hAnsiTheme="majorHAnsi" w:cstheme="majorBidi"/>
-      <w:color w:val="17365D" w:themeColor="text2" w:themeShade="BF"/>
+      <w:rFonts w:asciiTheme="majorHAnsi" w:eastAsiaTheme="majorEastAsia" w:hAnsiTheme="majorHAnsi" w:cstheme="majorBidi" w:ascii="Arial" w:hAnsi="Arial"/>
+      <w:b/>
+      <w:color w:val="000000"/>
       <w:spacing w:val="5"/>
       <w:kern w:val="28"/>
-      <w:sz w:val="52"/>
+      <w:sz w:val="34"/>
       <w:szCs w:val="52"/>
     </w:rPr>
   </w:style>
@@ -1249,9 +1296,6 @@
     <w:qFormat/>
     <w:rsid w:val="00FC693F"/>
     <w:pPr>
-      <w:pBdr>
-        <w:bottom w:val="single" w:sz="4" w:space="4" w:color="4F81BD" w:themeColor="accent1"/>
-      </w:pBdr>
       <w:spacing w:before="200" w:after="280"/>
       <w:ind w:left="936" w:right="936"/>
     </w:pPr>

--- a/en/wisdom-stories/try-to-think-this-way.docx
+++ b/en/wisdom-stories/try-to-think-this-way.docx
@@ -7,13 +7,13 @@
         <w:pStyle w:val="Title"/>
       </w:pPr>
       <w:r>
-        <w:t>Try Another Way of Thinking</w:t>
+        <w:t>Try to Think This Way</w:t>
       </w:r>
     </w:p>
     <w:p>
       <w:pPr/>
       <w:r>
-        <w:t>Instead of “I’m no good at this,” try “What do I still need to learn? With practice, I can improve.”</w:t>
+        <w:t>Don’t say “I don’t do this well.” Say “Maybe there is something I don’t know? I’m sure that if I refresh my knowledge and work at it, I can do it.”</w:t>
       </w:r>
     </w:p>
     <w:p>
@@ -21,7 +21,7 @@
         <w:spacing w:after="80"/>
       </w:pPr>
       <w:r>
-        <w:t>Instead of “I give up,” try “Could I approach this another way?”</w:t>
+        <w:t>Don’t say “I have given up on this.” Say “Maybe I can solve it another way? Let me try and see; maybe it will work.”</w:t>
       </w:r>
     </w:p>
     <w:p>
@@ -29,7 +29,7 @@
         <w:spacing w:after="80"/>
       </w:pPr>
       <w:r>
-        <w:t>Instead of “This is too hard,” try “It’s difficult, but more time and effort may help.”</w:t>
+        <w:t>Don’t say “This is very hard.” Say “It is hard, but not impossible; it needs a little extra time and effort.”</w:t>
       </w:r>
     </w:p>
     <w:p>
@@ -37,7 +37,7 @@
         <w:spacing w:after="80"/>
       </w:pPr>
       <w:r>
-        <w:t>Instead of “This is as good as I can do,” try “There may be a way to do better.”</w:t>
+        <w:t>Don’t say “The work I do satisfies me; I can’t do better.” Say “By working on myself I can improve and get a better result.”</w:t>
       </w:r>
     </w:p>
     <w:p>
@@ -45,7 +45,7 @@
         <w:spacing w:after="80"/>
       </w:pPr>
       <w:r>
-        <w:t>Instead of “I wish I hadn’t made that mistake,” try “What can it teach me?”</w:t>
+        <w:t>Don’t say “I made a mistake; I wish I hadn’t.” Say “It isn’t the end of the world; mistakes help me learn.”</w:t>
       </w:r>
     </w:p>
     <w:p>
@@ -54,7 +54,7 @@
         <w:spacing w:after="80"/>
       </w:pPr>
       <w:r>
-        <w:t>Instead of “I’ll never be as capable as them,” try “What can I learn from how they did it?”</w:t>
+        <w:t>Don’t say “He is very intelligent; I can’t be like him.” Say “If I learn how he achieved this, I can gain the same success.”</w:t>
       </w:r>
     </w:p>
     <w:p>
@@ -67,11 +67,9 @@
         <w:rPr>
           <w:b/>
         </w:rPr>
-        <w:t>Moral:</w:t>
+        <w:t>Moral: Changing your mindset is the first step to changing your life. Saying “I can't” closes the door. Saying “I can learn” opens up new possibilities. Failure is not the end, it is an opportunity for growth.</w:t>
       </w:r>
-      <w:r>
-        <w:t xml:space="preserve"> Changing your mindset is the first step to changing your life. Saying “I can't” closes the door, saying “I can learn” opens up new possibilities. Failure is not the end, it is an opportunity for growth.</w:t>
-      </w:r>
+      <w:r/>
     </w:p>
     <w:p>
       <w:pPr>
@@ -82,7 +80,7 @@
           <w:i/>
           <w:sz w:val="18"/>
         </w:rPr>
-        <w:t>Source: Publicly available internet sources.</w:t>
+        <w:t>Stories are taken from open Internet sources; illustrations were created with AI.</w:t>
       </w:r>
     </w:p>
     <w:sectPr>
